--- a/klagomål/A 9059-2021 FSC-klagomål.docx
+++ b/klagomål/A 9059-2021 FSC-klagomål.docx
@@ -1122,7 +1122,7 @@
     <w:r>
       <w:tab/>
       <w:tab/>
-      <w:t>2025-07-11</w:t>
+      <w:t>2025-07-12</w:t>
       <w:br/>
       <w:br/>
     </w:r>

--- a/klagomål/A 9059-2021 FSC-klagomål.docx
+++ b/klagomål/A 9059-2021 FSC-klagomål.docx
@@ -1122,7 +1122,7 @@
     <w:r>
       <w:tab/>
       <w:tab/>
-      <w:t>2025-07-12</w:t>
+      <w:t>2025-07-13</w:t>
       <w:br/>
       <w:br/>
     </w:r>

--- a/klagomål/A 9059-2021 FSC-klagomål.docx
+++ b/klagomål/A 9059-2021 FSC-klagomål.docx
@@ -1122,7 +1122,7 @@
     <w:r>
       <w:tab/>
       <w:tab/>
-      <w:t>2025-07-13</w:t>
+      <w:t>2025-07-14</w:t>
       <w:br/>
       <w:br/>
     </w:r>

--- a/klagomål/A 9059-2021 FSC-klagomål.docx
+++ b/klagomål/A 9059-2021 FSC-klagomål.docx
@@ -1160,7 +1160,7 @@
     <w:r>
       <w:tab/>
       <w:tab/>
-      <w:t>2025-08-06</w:t>
+      <w:t>2025-08-09</w:t>
       <w:br/>
       <w:br/>
     </w:r>

--- a/klagomål/A 9059-2021 FSC-klagomål.docx
+++ b/klagomål/A 9059-2021 FSC-klagomål.docx
@@ -168,7 +168,7 @@
     </w:p>
     <w:p>
       <w:r>
-        <w:t>Detta dokument behandlar höga naturvärden i avverkningsanmälan A 9059-2021 i Skellefteå kommun. Denna avverkningsanmälan inkom 2021-02-22 och omfattar 6,1 ha.</w:t>
+        <w:t>Detta dokument behandlar höga naturvärden i avverkningsanmälan A 9059-2021 i Skellefteå kommun. Denna avverkningsanmälan inkom 2021-02-22 00:00:00 och omfattar 6,1 ha.</w:t>
       </w:r>
     </w:p>
     <w:p>

--- a/klagomål/A 9059-2021 FSC-klagomål.docx
+++ b/klagomål/A 9059-2021 FSC-klagomål.docx
@@ -1160,7 +1160,7 @@
     <w:r>
       <w:tab/>
       <w:tab/>
-      <w:t>2025-08-09</w:t>
+      <w:t>2025-08-10</w:t>
       <w:br/>
       <w:br/>
     </w:r>

--- a/klagomål/A 9059-2021 FSC-klagomål.docx
+++ b/klagomål/A 9059-2021 FSC-klagomål.docx
@@ -1160,7 +1160,7 @@
     <w:r>
       <w:tab/>
       <w:tab/>
-      <w:t>2025-08-10</w:t>
+      <w:t>2025-08-11</w:t>
       <w:br/>
       <w:br/>
     </w:r>

--- a/klagomål/A 9059-2021 FSC-klagomål.docx
+++ b/klagomål/A 9059-2021 FSC-klagomål.docx
@@ -1160,7 +1160,7 @@
     <w:r>
       <w:tab/>
       <w:tab/>
-      <w:t>2025-08-11</w:t>
+      <w:t>2025-08-12</w:t>
       <w:br/>
       <w:br/>
     </w:r>

--- a/klagomål/A 9059-2021 FSC-klagomål.docx
+++ b/klagomål/A 9059-2021 FSC-klagomål.docx
@@ -1160,7 +1160,7 @@
     <w:r>
       <w:tab/>
       <w:tab/>
-      <w:t>2025-08-12</w:t>
+      <w:t>2025-08-13</w:t>
       <w:br/>
       <w:br/>
     </w:r>

--- a/klagomål/A 9059-2021 FSC-klagomål.docx
+++ b/klagomål/A 9059-2021 FSC-klagomål.docx
@@ -1160,7 +1160,7 @@
     <w:r>
       <w:tab/>
       <w:tab/>
-      <w:t>2025-08-13</w:t>
+      <w:t>2025-08-14</w:t>
       <w:br/>
       <w:br/>
     </w:r>

--- a/klagomål/A 9059-2021 FSC-klagomål.docx
+++ b/klagomål/A 9059-2021 FSC-klagomål.docx
@@ -1160,7 +1160,7 @@
     <w:r>
       <w:tab/>
       <w:tab/>
-      <w:t>2025-08-14</w:t>
+      <w:t>2025-08-15</w:t>
       <w:br/>
       <w:br/>
     </w:r>

--- a/klagomål/A 9059-2021 FSC-klagomål.docx
+++ b/klagomål/A 9059-2021 FSC-klagomål.docx
@@ -1160,7 +1160,7 @@
     <w:r>
       <w:tab/>
       <w:tab/>
-      <w:t>2025-08-15</w:t>
+      <w:t>2025-08-16</w:t>
       <w:br/>
       <w:br/>
     </w:r>

--- a/klagomål/A 9059-2021 FSC-klagomål.docx
+++ b/klagomål/A 9059-2021 FSC-klagomål.docx
@@ -1160,7 +1160,7 @@
     <w:r>
       <w:tab/>
       <w:tab/>
-      <w:t>2025-08-16</w:t>
+      <w:t>2025-08-17</w:t>
       <w:br/>
       <w:br/>
     </w:r>

--- a/klagomål/A 9059-2021 FSC-klagomål.docx
+++ b/klagomål/A 9059-2021 FSC-klagomål.docx
@@ -1160,7 +1160,7 @@
     <w:r>
       <w:tab/>
       <w:tab/>
-      <w:t>2025-08-17</w:t>
+      <w:t>2025-08-18</w:t>
       <w:br/>
       <w:br/>
     </w:r>

--- a/klagomål/A 9059-2021 FSC-klagomål.docx
+++ b/klagomål/A 9059-2021 FSC-klagomål.docx
@@ -1160,7 +1160,7 @@
     <w:r>
       <w:tab/>
       <w:tab/>
-      <w:t>2025-08-18</w:t>
+      <w:t>2025-08-19</w:t>
       <w:br/>
       <w:br/>
     </w:r>

--- a/klagomål/A 9059-2021 FSC-klagomål.docx
+++ b/klagomål/A 9059-2021 FSC-klagomål.docx
@@ -1160,7 +1160,7 @@
     <w:r>
       <w:tab/>
       <w:tab/>
-      <w:t>2025-08-19</w:t>
+      <w:t>2025-08-20</w:t>
       <w:br/>
       <w:br/>
     </w:r>

--- a/klagomål/A 9059-2021 FSC-klagomål.docx
+++ b/klagomål/A 9059-2021 FSC-klagomål.docx
@@ -1160,7 +1160,7 @@
     <w:r>
       <w:tab/>
       <w:tab/>
-      <w:t>2025-08-20</w:t>
+      <w:t>2025-08-21</w:t>
       <w:br/>
       <w:br/>
     </w:r>

--- a/klagomål/A 9059-2021 FSC-klagomål.docx
+++ b/klagomål/A 9059-2021 FSC-klagomål.docx
@@ -1160,7 +1160,7 @@
     <w:r>
       <w:tab/>
       <w:tab/>
-      <w:t>2025-08-21</w:t>
+      <w:t>2025-08-22</w:t>
       <w:br/>
       <w:br/>
     </w:r>

--- a/klagomål/A 9059-2021 FSC-klagomål.docx
+++ b/klagomål/A 9059-2021 FSC-klagomål.docx
@@ -1160,7 +1160,7 @@
     <w:r>
       <w:tab/>
       <w:tab/>
-      <w:t>2025-08-22</w:t>
+      <w:t>2025-08-23</w:t>
       <w:br/>
       <w:br/>
     </w:r>

--- a/klagomål/A 9059-2021 FSC-klagomål.docx
+++ b/klagomål/A 9059-2021 FSC-klagomål.docx
@@ -1160,7 +1160,7 @@
     <w:r>
       <w:tab/>
       <w:tab/>
-      <w:t>2025-08-23</w:t>
+      <w:t>2025-08-24</w:t>
       <w:br/>
       <w:br/>
     </w:r>

--- a/klagomål/A 9059-2021 FSC-klagomål.docx
+++ b/klagomål/A 9059-2021 FSC-klagomål.docx
@@ -1160,7 +1160,7 @@
     <w:r>
       <w:tab/>
       <w:tab/>
-      <w:t>2025-08-24</w:t>
+      <w:t>2025-08-25</w:t>
       <w:br/>
       <w:br/>
     </w:r>

--- a/klagomål/A 9059-2021 FSC-klagomål.docx
+++ b/klagomål/A 9059-2021 FSC-klagomål.docx
@@ -1160,7 +1160,7 @@
     <w:r>
       <w:tab/>
       <w:tab/>
-      <w:t>2025-08-25</w:t>
+      <w:t>2025-08-26</w:t>
       <w:br/>
       <w:br/>
     </w:r>

--- a/klagomål/A 9059-2021 FSC-klagomål.docx
+++ b/klagomål/A 9059-2021 FSC-klagomål.docx
@@ -1160,7 +1160,7 @@
     <w:r>
       <w:tab/>
       <w:tab/>
-      <w:t>2025-08-26</w:t>
+      <w:t>2025-08-30</w:t>
       <w:br/>
       <w:br/>
     </w:r>

--- a/klagomål/A 9059-2021 FSC-klagomål.docx
+++ b/klagomål/A 9059-2021 FSC-klagomål.docx
@@ -1160,7 +1160,7 @@
     <w:r>
       <w:tab/>
       <w:tab/>
-      <w:t>2025-08-30</w:t>
+      <w:t>2025-08-31</w:t>
       <w:br/>
       <w:br/>
     </w:r>

--- a/klagomål/A 9059-2021 FSC-klagomål.docx
+++ b/klagomål/A 9059-2021 FSC-klagomål.docx
@@ -1160,7 +1160,7 @@
     <w:r>
       <w:tab/>
       <w:tab/>
-      <w:t>2025-08-31</w:t>
+      <w:t>2025-09-01</w:t>
       <w:br/>
       <w:br/>
     </w:r>

--- a/klagomål/A 9059-2021 FSC-klagomål.docx
+++ b/klagomål/A 9059-2021 FSC-klagomål.docx
@@ -1160,7 +1160,7 @@
     <w:r>
       <w:tab/>
       <w:tab/>
-      <w:t>2025-09-01</w:t>
+      <w:t>2025-09-04</w:t>
       <w:br/>
       <w:br/>
     </w:r>

--- a/klagomål/A 9059-2021 FSC-klagomål.docx
+++ b/klagomål/A 9059-2021 FSC-klagomål.docx
@@ -1160,7 +1160,7 @@
     <w:r>
       <w:tab/>
       <w:tab/>
-      <w:t>2025-09-04</w:t>
+      <w:t>2025-09-05</w:t>
       <w:br/>
       <w:br/>
     </w:r>

--- a/klagomål/A 9059-2021 FSC-klagomål.docx
+++ b/klagomål/A 9059-2021 FSC-klagomål.docx
@@ -1160,7 +1160,7 @@
     <w:r>
       <w:tab/>
       <w:tab/>
-      <w:t>2025-09-05</w:t>
+      <w:t>2025-09-07</w:t>
       <w:br/>
       <w:br/>
     </w:r>

--- a/klagomål/A 9059-2021 FSC-klagomål.docx
+++ b/klagomål/A 9059-2021 FSC-klagomål.docx
@@ -1160,7 +1160,7 @@
     <w:r>
       <w:tab/>
       <w:tab/>
-      <w:t>2025-09-07</w:t>
+      <w:t>2025-09-08</w:t>
       <w:br/>
       <w:br/>
     </w:r>

--- a/klagomål/A 9059-2021 FSC-klagomål.docx
+++ b/klagomål/A 9059-2021 FSC-klagomål.docx
@@ -1160,7 +1160,7 @@
     <w:r>
       <w:tab/>
       <w:tab/>
-      <w:t>2025-09-08</w:t>
+      <w:t>2025-09-10</w:t>
       <w:br/>
       <w:br/>
     </w:r>

--- a/klagomål/A 9059-2021 FSC-klagomål.docx
+++ b/klagomål/A 9059-2021 FSC-klagomål.docx
@@ -1160,7 +1160,7 @@
     <w:r>
       <w:tab/>
       <w:tab/>
-      <w:t>2025-09-10</w:t>
+      <w:t>2025-09-11</w:t>
       <w:br/>
       <w:br/>
     </w:r>

--- a/klagomål/A 9059-2021 FSC-klagomål.docx
+++ b/klagomål/A 9059-2021 FSC-klagomål.docx
@@ -1160,7 +1160,7 @@
     <w:r>
       <w:tab/>
       <w:tab/>
-      <w:t>2025-09-11</w:t>
+      <w:t>2025-09-12</w:t>
       <w:br/>
       <w:br/>
     </w:r>

--- a/klagomål/A 9059-2021 FSC-klagomål.docx
+++ b/klagomål/A 9059-2021 FSC-klagomål.docx
@@ -1160,7 +1160,7 @@
     <w:r>
       <w:tab/>
       <w:tab/>
-      <w:t>2025-09-12</w:t>
+      <w:t>2025-09-13</w:t>
       <w:br/>
       <w:br/>
     </w:r>

--- a/klagomål/A 9059-2021 FSC-klagomål.docx
+++ b/klagomål/A 9059-2021 FSC-klagomål.docx
@@ -1160,7 +1160,7 @@
     <w:r>
       <w:tab/>
       <w:tab/>
-      <w:t>2025-09-13</w:t>
+      <w:t>2025-09-14</w:t>
       <w:br/>
       <w:br/>
     </w:r>

--- a/klagomål/A 9059-2021 FSC-klagomål.docx
+++ b/klagomål/A 9059-2021 FSC-klagomål.docx
@@ -358,7 +358,25 @@
         <w:t>Knärot (VU, §8)</w:t>
       </w:r>
       <w:r>
-        <w:t xml:space="preserve"> är rödlistad som sårbar och fridlyst enligt 8§ artskyddsförordningen. En nyligen genomförd analys av 79 floraväktarlokaler indikerar att det behövs någonstans mellan 100 och 150 meters skyddszon för att en knärotspopulation inte ska dö ut på lång sikt (Sebestyén &amp; Sundberg, 2025). Detta ligger väl i linje med tidigare genomförda studier som visar att det krävs väl tilltagna buffertzoner för att knäroten inte ska ta skada av skogsbruksåtgärder i intilliggande skog (Johnson, 2014; Koelmeijer m.fl., 2022; Skogsstyrelsen, 2022). Arten är även känslig för gallring vilket framgår av Skogsstyrelsens egen vägledning för hänsyn till knärot (Skogsstyrelsen, 2022). För rika förekomster av knärot är reservatsbildning eller biotopskydd lämpliga åtgärder för att skydda den (SLU Artdatabanken, 2024).</w:t>
+        <w:t xml:space="preserve"> är rödlistad som sårbar och fridlyst enligt 8§ artskyddsförordningen. En nyligen genomförd analys av 79 floraväktarlokaler indikerar att det behövs någonstans mellan 100 och 150 meters skyddszon för att en knärotspopulation inte ska dö ut på lång sikt (Sebestyén &amp; Sundberg, 2025). Detta ligger väl i linje med tidigare genomförda studier som visar att det krävs väl tilltagna buffertzoner för att knäroten inte ska ta skada av skogsbruksåtgärder i intilliggande skog (Johnson, 2014; Koelmeijer m.fl., 2022; Skogsstyrelsen, 2022). Arten är även känslig för gallring vilket framgår av Skogsstyrelsens egen vägledning för hänsyn till knärot (Skogsstyrelsen, 2022). För rika förekomster av knärot är reservatsbildning eller biotopskydd lämpliga åtgärder för att skydda den. På knärot kan den sällsynta rostsvampen </w:t>
+      </w:r>
+      <w:r>
+        <w:rPr>
+          <w:i/>
+        </w:rPr>
+        <w:t>Pucciniastrum goodyerae</w:t>
+      </w:r>
+      <w:r>
+        <w:t xml:space="preserve"> påträffas. </w:t>
+      </w:r>
+      <w:r>
+        <w:rPr>
+          <w:i/>
+        </w:rPr>
+        <w:t>Pucciniastrum goodyerae</w:t>
+      </w:r>
+      <w:r>
+        <w:t xml:space="preserve"> är klassad som NE (ej bedömd) i rödlistan(SLU Artdatabanken, 2024).</w:t>
       </w:r>
     </w:p>
     <w:p>
@@ -1160,7 +1178,7 @@
     <w:r>
       <w:tab/>
       <w:tab/>
-      <w:t>2025-09-14</w:t>
+      <w:t>2025-09-15</w:t>
       <w:br/>
       <w:br/>
     </w:r>

--- a/klagomål/A 9059-2021 FSC-klagomål.docx
+++ b/klagomål/A 9059-2021 FSC-klagomål.docx
@@ -1178,7 +1178,7 @@
     <w:r>
       <w:tab/>
       <w:tab/>
-      <w:t>2025-09-15</w:t>
+      <w:t>2025-09-16</w:t>
       <w:br/>
       <w:br/>
     </w:r>

--- a/klagomål/A 9059-2021 FSC-klagomål.docx
+++ b/klagomål/A 9059-2021 FSC-klagomål.docx
@@ -1178,7 +1178,7 @@
     <w:r>
       <w:tab/>
       <w:tab/>
-      <w:t>2025-09-16</w:t>
+      <w:t>2025-09-17</w:t>
       <w:br/>
       <w:br/>
     </w:r>

--- a/klagomål/A 9059-2021 FSC-klagomål.docx
+++ b/klagomål/A 9059-2021 FSC-klagomål.docx
@@ -1178,7 +1178,7 @@
     <w:r>
       <w:tab/>
       <w:tab/>
-      <w:t>2025-09-17</w:t>
+      <w:t>2025-09-18</w:t>
       <w:br/>
       <w:br/>
     </w:r>

--- a/klagomål/A 9059-2021 FSC-klagomål.docx
+++ b/klagomål/A 9059-2021 FSC-klagomål.docx
@@ -381,7 +381,7 @@
     </w:p>
     <w:p>
       <w:r>
-        <w:t>I det avverkningsanmälda området finns 3 fyndplatser för knärot registrerade på Artportalen. Figur 2 visar gränserna för buffertzoner på 50 m, som behöver lämnas kring fyndplatserna för att knärotslokalerna inte ska försvinna vid en avverkning. Av det avverkningsanmälda området överlappar 1.19 ha med buffertzonerna och får av detta skäl inte avverkas.</w:t>
+        <w:t>I det avverkningsanmälda området finns 6 fyndplatser för knärot registrerade på Artportalen. Figur 2 visar gränserna för buffertzoner på 50 m, som behöver lämnas kring fyndplatserna för att knärotslokalerna inte ska försvinna vid en avverkning. Av det avverkningsanmälda området överlappar 2.76 ha med buffertzonerna och får av detta skäl inte avverkas.</w:t>
       </w:r>
     </w:p>
     <w:p>
@@ -1178,7 +1178,7 @@
     <w:r>
       <w:tab/>
       <w:tab/>
-      <w:t>2025-09-18</w:t>
+      <w:t>2025-09-22</w:t>
       <w:br/>
       <w:br/>
     </w:r>

--- a/klagomål/A 9059-2021 FSC-klagomål.docx
+++ b/klagomål/A 9059-2021 FSC-klagomål.docx
@@ -1178,7 +1178,7 @@
     <w:r>
       <w:tab/>
       <w:tab/>
-      <w:t>2025-09-22</w:t>
+      <w:t>2025-09-23</w:t>
       <w:br/>
       <w:br/>
     </w:r>

--- a/klagomål/A 9059-2021 FSC-klagomål.docx
+++ b/klagomål/A 9059-2021 FSC-klagomål.docx
@@ -1178,7 +1178,7 @@
     <w:r>
       <w:tab/>
       <w:tab/>
-      <w:t>2025-09-23</w:t>
+      <w:t>2025-09-24</w:t>
       <w:br/>
       <w:br/>
     </w:r>

--- a/klagomål/A 9059-2021 FSC-klagomål.docx
+++ b/klagomål/A 9059-2021 FSC-klagomål.docx
@@ -1178,7 +1178,7 @@
     <w:r>
       <w:tab/>
       <w:tab/>
-      <w:t>2025-09-24</w:t>
+      <w:t>2025-09-25</w:t>
       <w:br/>
       <w:br/>
     </w:r>

--- a/klagomål/A 9059-2021 FSC-klagomål.docx
+++ b/klagomål/A 9059-2021 FSC-klagomål.docx
@@ -1178,7 +1178,7 @@
     <w:r>
       <w:tab/>
       <w:tab/>
-      <w:t>2025-09-25</w:t>
+      <w:t>2025-09-26</w:t>
       <w:br/>
       <w:br/>
     </w:r>

--- a/klagomål/A 9059-2021 FSC-klagomål.docx
+++ b/klagomål/A 9059-2021 FSC-klagomål.docx
@@ -1178,7 +1178,7 @@
     <w:r>
       <w:tab/>
       <w:tab/>
-      <w:t>2025-09-26</w:t>
+      <w:t>2025-09-27</w:t>
       <w:br/>
       <w:br/>
     </w:r>

--- a/klagomål/A 9059-2021 FSC-klagomål.docx
+++ b/klagomål/A 9059-2021 FSC-klagomål.docx
@@ -1178,7 +1178,7 @@
     <w:r>
       <w:tab/>
       <w:tab/>
-      <w:t>2025-09-27</w:t>
+      <w:t>2025-09-28</w:t>
       <w:br/>
       <w:br/>
     </w:r>

--- a/klagomål/A 9059-2021 FSC-klagomål.docx
+++ b/klagomål/A 9059-2021 FSC-klagomål.docx
@@ -1178,7 +1178,7 @@
     <w:r>
       <w:tab/>
       <w:tab/>
-      <w:t>2025-09-28</w:t>
+      <w:t>2025-09-29</w:t>
       <w:br/>
       <w:br/>
     </w:r>

--- a/klagomål/A 9059-2021 FSC-klagomål.docx
+++ b/klagomål/A 9059-2021 FSC-klagomål.docx
@@ -1178,7 +1178,7 @@
     <w:r>
       <w:tab/>
       <w:tab/>
-      <w:t>2025-09-29</w:t>
+      <w:t>2025-09-30</w:t>
       <w:br/>
       <w:br/>
     </w:r>

--- a/klagomål/A 9059-2021 FSC-klagomål.docx
+++ b/klagomål/A 9059-2021 FSC-klagomål.docx
@@ -1178,7 +1178,7 @@
     <w:r>
       <w:tab/>
       <w:tab/>
-      <w:t>2025-09-30</w:t>
+      <w:t>2025-10-01</w:t>
       <w:br/>
       <w:br/>
     </w:r>

--- a/klagomål/A 9059-2021 FSC-klagomål.docx
+++ b/klagomål/A 9059-2021 FSC-klagomål.docx
@@ -1178,7 +1178,7 @@
     <w:r>
       <w:tab/>
       <w:tab/>
-      <w:t>2025-10-01</w:t>
+      <w:t>2025-10-02</w:t>
       <w:br/>
       <w:br/>
     </w:r>

--- a/klagomål/A 9059-2021 FSC-klagomål.docx
+++ b/klagomål/A 9059-2021 FSC-klagomål.docx
@@ -1178,7 +1178,7 @@
     <w:r>
       <w:tab/>
       <w:tab/>
-      <w:t>2025-10-02</w:t>
+      <w:t>2025-10-03</w:t>
       <w:br/>
       <w:br/>
     </w:r>

--- a/klagomål/A 9059-2021 FSC-klagomål.docx
+++ b/klagomål/A 9059-2021 FSC-klagomål.docx
@@ -1178,7 +1178,7 @@
     <w:r>
       <w:tab/>
       <w:tab/>
-      <w:t>2025-10-03</w:t>
+      <w:t>2025-10-04</w:t>
       <w:br/>
       <w:br/>
     </w:r>

--- a/klagomål/A 9059-2021 FSC-klagomål.docx
+++ b/klagomål/A 9059-2021 FSC-klagomål.docx
@@ -1178,7 +1178,7 @@
     <w:r>
       <w:tab/>
       <w:tab/>
-      <w:t>2025-10-04</w:t>
+      <w:t>2025-10-05</w:t>
       <w:br/>
       <w:br/>
     </w:r>

--- a/klagomål/A 9059-2021 FSC-klagomål.docx
+++ b/klagomål/A 9059-2021 FSC-klagomål.docx
@@ -1178,7 +1178,7 @@
     <w:r>
       <w:tab/>
       <w:tab/>
-      <w:t>2025-10-05</w:t>
+      <w:t>2025-10-06</w:t>
       <w:br/>
       <w:br/>
     </w:r>

--- a/klagomål/A 9059-2021 FSC-klagomål.docx
+++ b/klagomål/A 9059-2021 FSC-klagomål.docx
@@ -1178,7 +1178,7 @@
     <w:r>
       <w:tab/>
       <w:tab/>
-      <w:t>2025-10-06</w:t>
+      <w:t>2025-10-07</w:t>
       <w:br/>
       <w:br/>
     </w:r>

--- a/klagomål/A 9059-2021 FSC-klagomål.docx
+++ b/klagomål/A 9059-2021 FSC-klagomål.docx
@@ -1178,7 +1178,7 @@
     <w:r>
       <w:tab/>
       <w:tab/>
-      <w:t>2025-10-07</w:t>
+      <w:t>2025-10-08</w:t>
       <w:br/>
       <w:br/>
     </w:r>

--- a/klagomål/A 9059-2021 FSC-klagomål.docx
+++ b/klagomål/A 9059-2021 FSC-klagomål.docx
@@ -1178,7 +1178,7 @@
     <w:r>
       <w:tab/>
       <w:tab/>
-      <w:t>2025-10-08</w:t>
+      <w:t>2025-10-09</w:t>
       <w:br/>
       <w:br/>
     </w:r>

--- a/klagomål/A 9059-2021 FSC-klagomål.docx
+++ b/klagomål/A 9059-2021 FSC-klagomål.docx
@@ -1178,7 +1178,7 @@
     <w:r>
       <w:tab/>
       <w:tab/>
-      <w:t>2025-10-09</w:t>
+      <w:t>2025-10-10</w:t>
       <w:br/>
       <w:br/>
     </w:r>

--- a/klagomål/A 9059-2021 FSC-klagomål.docx
+++ b/klagomål/A 9059-2021 FSC-klagomål.docx
@@ -1178,7 +1178,7 @@
     <w:r>
       <w:tab/>
       <w:tab/>
-      <w:t>2025-10-10</w:t>
+      <w:t>2025-10-11</w:t>
       <w:br/>
       <w:br/>
     </w:r>

--- a/klagomål/A 9059-2021 FSC-klagomål.docx
+++ b/klagomål/A 9059-2021 FSC-klagomål.docx
@@ -1178,7 +1178,7 @@
     <w:r>
       <w:tab/>
       <w:tab/>
-      <w:t>2025-10-16</w:t>
+      <w:t>2025-10-17</w:t>
       <w:br/>
       <w:br/>
     </w:r>

--- a/klagomål/A 9059-2021 FSC-klagomål.docx
+++ b/klagomål/A 9059-2021 FSC-klagomål.docx
@@ -1178,7 +1178,7 @@
     <w:r>
       <w:tab/>
       <w:tab/>
-      <w:t>2025-10-17</w:t>
+      <w:t>2025-10-18</w:t>
       <w:br/>
       <w:br/>
     </w:r>

--- a/klagomål/A 9059-2021 FSC-klagomål.docx
+++ b/klagomål/A 9059-2021 FSC-klagomål.docx
@@ -1178,7 +1178,7 @@
     <w:r>
       <w:tab/>
       <w:tab/>
-      <w:t>2025-10-18</w:t>
+      <w:t>2025-10-19</w:t>
       <w:br/>
       <w:br/>
     </w:r>

--- a/klagomål/A 9059-2021 FSC-klagomål.docx
+++ b/klagomål/A 9059-2021 FSC-klagomål.docx
@@ -1178,7 +1178,7 @@
     <w:r>
       <w:tab/>
       <w:tab/>
-      <w:t>2025-10-19</w:t>
+      <w:t>2025-10-20</w:t>
       <w:br/>
       <w:br/>
     </w:r>

--- a/klagomål/A 9059-2021 FSC-klagomål.docx
+++ b/klagomål/A 9059-2021 FSC-klagomål.docx
@@ -1178,7 +1178,7 @@
     <w:r>
       <w:tab/>
       <w:tab/>
-      <w:t>2025-10-20</w:t>
+      <w:t>2025-10-21</w:t>
       <w:br/>
       <w:br/>
     </w:r>

--- a/klagomål/A 9059-2021 FSC-klagomål.docx
+++ b/klagomål/A 9059-2021 FSC-klagomål.docx
@@ -376,7 +376,7 @@
         <w:t>Pucciniastrum goodyerae</w:t>
       </w:r>
       <w:r>
-        <w:t xml:space="preserve"> är klassad som NE (ej bedömd) i rödlistan(SLU Artdatabanken, 2024).</w:t>
+        <w:t xml:space="preserve"> är klassad som NE (ej bedömd) i rödlistan (SLU Artdatabanken, 2024).</w:t>
       </w:r>
     </w:p>
     <w:p>
@@ -1178,7 +1178,7 @@
     <w:r>
       <w:tab/>
       <w:tab/>
-      <w:t>2025-10-21</w:t>
+      <w:t>2025-10-22</w:t>
       <w:br/>
       <w:br/>
     </w:r>

--- a/klagomål/A 9059-2021 FSC-klagomål.docx
+++ b/klagomål/A 9059-2021 FSC-klagomål.docx
@@ -1178,7 +1178,7 @@
     <w:r>
       <w:tab/>
       <w:tab/>
-      <w:t>2025-10-22</w:t>
+      <w:t>2025-10-23</w:t>
       <w:br/>
       <w:br/>
     </w:r>

--- a/klagomål/A 9059-2021 FSC-klagomål.docx
+++ b/klagomål/A 9059-2021 FSC-klagomål.docx
@@ -1178,7 +1178,7 @@
     <w:r>
       <w:tab/>
       <w:tab/>
-      <w:t>2025-10-23</w:t>
+      <w:t>2025-10-24</w:t>
       <w:br/>
       <w:br/>
     </w:r>

--- a/klagomål/A 9059-2021 FSC-klagomål.docx
+++ b/klagomål/A 9059-2021 FSC-klagomål.docx
@@ -1178,7 +1178,7 @@
     <w:r>
       <w:tab/>
       <w:tab/>
-      <w:t>2025-10-24</w:t>
+      <w:t>2025-10-25</w:t>
       <w:br/>
       <w:br/>
     </w:r>

--- a/klagomål/A 9059-2021 FSC-klagomål.docx
+++ b/klagomål/A 9059-2021 FSC-klagomål.docx
@@ -1178,7 +1178,7 @@
     <w:r>
       <w:tab/>
       <w:tab/>
-      <w:t>2025-10-25</w:t>
+      <w:t>2025-10-26</w:t>
       <w:br/>
       <w:br/>
     </w:r>

--- a/klagomål/A 9059-2021 FSC-klagomål.docx
+++ b/klagomål/A 9059-2021 FSC-klagomål.docx
@@ -1178,7 +1178,7 @@
     <w:r>
       <w:tab/>
       <w:tab/>
-      <w:t>2025-10-26</w:t>
+      <w:t>2025-10-27</w:t>
       <w:br/>
       <w:br/>
     </w:r>

--- a/klagomål/A 9059-2021 FSC-klagomål.docx
+++ b/klagomål/A 9059-2021 FSC-klagomål.docx
@@ -1178,7 +1178,7 @@
     <w:r>
       <w:tab/>
       <w:tab/>
-      <w:t>2025-10-27</w:t>
+      <w:t>2025-10-28</w:t>
       <w:br/>
       <w:br/>
     </w:r>

--- a/klagomål/A 9059-2021 FSC-klagomål.docx
+++ b/klagomål/A 9059-2021 FSC-klagomål.docx
@@ -1178,7 +1178,7 @@
     <w:r>
       <w:tab/>
       <w:tab/>
-      <w:t>2025-10-28</w:t>
+      <w:t>2025-10-29</w:t>
       <w:br/>
       <w:br/>
     </w:r>

--- a/klagomål/A 9059-2021 FSC-klagomål.docx
+++ b/klagomål/A 9059-2021 FSC-klagomål.docx
@@ -1178,7 +1178,7 @@
     <w:r>
       <w:tab/>
       <w:tab/>
-      <w:t>2025-10-29</w:t>
+      <w:t>2025-10-30</w:t>
       <w:br/>
       <w:br/>
     </w:r>

--- a/klagomål/A 9059-2021 FSC-klagomål.docx
+++ b/klagomål/A 9059-2021 FSC-klagomål.docx
@@ -1178,7 +1178,7 @@
     <w:r>
       <w:tab/>
       <w:tab/>
-      <w:t>2025-10-30</w:t>
+      <w:t>2025-10-31</w:t>
       <w:br/>
       <w:br/>
     </w:r>

--- a/klagomål/A 9059-2021 FSC-klagomål.docx
+++ b/klagomål/A 9059-2021 FSC-klagomål.docx
@@ -1178,7 +1178,7 @@
     <w:r>
       <w:tab/>
       <w:tab/>
-      <w:t>2025-10-31</w:t>
+      <w:t>2025-11-01</w:t>
       <w:br/>
       <w:br/>
     </w:r>

--- a/klagomål/A 9059-2021 FSC-klagomål.docx
+++ b/klagomål/A 9059-2021 FSC-klagomål.docx
@@ -1178,7 +1178,7 @@
     <w:r>
       <w:tab/>
       <w:tab/>
-      <w:t>2025-11-01</w:t>
+      <w:t>2025-11-02</w:t>
       <w:br/>
       <w:br/>
     </w:r>

--- a/klagomål/A 9059-2021 FSC-klagomål.docx
+++ b/klagomål/A 9059-2021 FSC-klagomål.docx
@@ -1178,7 +1178,7 @@
     <w:r>
       <w:tab/>
       <w:tab/>
-      <w:t>2025-11-02</w:t>
+      <w:t>2025-11-03</w:t>
       <w:br/>
       <w:br/>
     </w:r>

--- a/klagomål/A 9059-2021 FSC-klagomål.docx
+++ b/klagomål/A 9059-2021 FSC-klagomål.docx
@@ -1178,7 +1178,7 @@
     <w:r>
       <w:tab/>
       <w:tab/>
-      <w:t>2025-11-03</w:t>
+      <w:t>2025-11-04</w:t>
       <w:br/>
       <w:br/>
     </w:r>

--- a/klagomål/A 9059-2021 FSC-klagomål.docx
+++ b/klagomål/A 9059-2021 FSC-klagomål.docx
@@ -1178,7 +1178,7 @@
     <w:r>
       <w:tab/>
       <w:tab/>
-      <w:t>2025-11-04</w:t>
+      <w:t>2025-11-05</w:t>
       <w:br/>
       <w:br/>
     </w:r>

--- a/klagomål/A 9059-2021 FSC-klagomål.docx
+++ b/klagomål/A 9059-2021 FSC-klagomål.docx
@@ -1178,7 +1178,7 @@
     <w:r>
       <w:tab/>
       <w:tab/>
-      <w:t>2025-11-05</w:t>
+      <w:t>2025-11-06</w:t>
       <w:br/>
       <w:br/>
     </w:r>

--- a/klagomål/A 9059-2021 FSC-klagomål.docx
+++ b/klagomål/A 9059-2021 FSC-klagomål.docx
@@ -1178,7 +1178,7 @@
     <w:r>
       <w:tab/>
       <w:tab/>
-      <w:t>2025-11-06</w:t>
+      <w:t>2025-11-07</w:t>
       <w:br/>
       <w:br/>
     </w:r>

--- a/klagomål/A 9059-2021 FSC-klagomål.docx
+++ b/klagomål/A 9059-2021 FSC-klagomål.docx
@@ -1178,7 +1178,7 @@
     <w:r>
       <w:tab/>
       <w:tab/>
-      <w:t>2025-11-07</w:t>
+      <w:t>2025-11-08</w:t>
       <w:br/>
       <w:br/>
     </w:r>

--- a/klagomål/A 9059-2021 FSC-klagomål.docx
+++ b/klagomål/A 9059-2021 FSC-klagomål.docx
@@ -1178,7 +1178,7 @@
     <w:r>
       <w:tab/>
       <w:tab/>
-      <w:t>2025-11-08</w:t>
+      <w:t>2025-11-09</w:t>
       <w:br/>
       <w:br/>
     </w:r>

--- a/klagomål/A 9059-2021 FSC-klagomål.docx
+++ b/klagomål/A 9059-2021 FSC-klagomål.docx
@@ -1178,7 +1178,7 @@
     <w:r>
       <w:tab/>
       <w:tab/>
-      <w:t>2025-11-09</w:t>
+      <w:t>2025-11-10</w:t>
       <w:br/>
       <w:br/>
     </w:r>

--- a/klagomål/A 9059-2021 FSC-klagomål.docx
+++ b/klagomål/A 9059-2021 FSC-klagomål.docx
@@ -1178,7 +1178,7 @@
     <w:r>
       <w:tab/>
       <w:tab/>
-      <w:t>2025-11-10</w:t>
+      <w:t>2025-11-11</w:t>
       <w:br/>
       <w:br/>
     </w:r>

--- a/klagomål/A 9059-2021 FSC-klagomål.docx
+++ b/klagomål/A 9059-2021 FSC-klagomål.docx
@@ -1178,7 +1178,7 @@
     <w:r>
       <w:tab/>
       <w:tab/>
-      <w:t>2025-11-11</w:t>
+      <w:t>2025-11-12</w:t>
       <w:br/>
       <w:br/>
     </w:r>

--- a/klagomål/A 9059-2021 FSC-klagomål.docx
+++ b/klagomål/A 9059-2021 FSC-klagomål.docx
@@ -1178,7 +1178,7 @@
     <w:r>
       <w:tab/>
       <w:tab/>
-      <w:t>2025-11-12</w:t>
+      <w:t>2025-11-13</w:t>
       <w:br/>
       <w:br/>
     </w:r>

--- a/klagomål/A 9059-2021 FSC-klagomål.docx
+++ b/klagomål/A 9059-2021 FSC-klagomål.docx
@@ -1178,7 +1178,7 @@
     <w:r>
       <w:tab/>
       <w:tab/>
-      <w:t>2025-11-13</w:t>
+      <w:t>2025-11-14</w:t>
       <w:br/>
       <w:br/>
     </w:r>

--- a/klagomål/A 9059-2021 FSC-klagomål.docx
+++ b/klagomål/A 9059-2021 FSC-klagomål.docx
@@ -1178,7 +1178,7 @@
     <w:r>
       <w:tab/>
       <w:tab/>
-      <w:t>2025-11-14</w:t>
+      <w:t>2025-11-15</w:t>
       <w:br/>
       <w:br/>
     </w:r>

--- a/klagomål/A 9059-2021 FSC-klagomål.docx
+++ b/klagomål/A 9059-2021 FSC-klagomål.docx
@@ -1178,7 +1178,7 @@
     <w:r>
       <w:tab/>
       <w:tab/>
-      <w:t>2025-11-15</w:t>
+      <w:t>2025-11-20</w:t>
       <w:br/>
       <w:br/>
     </w:r>

--- a/klagomål/A 9059-2021 FSC-klagomål.docx
+++ b/klagomål/A 9059-2021 FSC-klagomål.docx
@@ -1178,7 +1178,7 @@
     <w:r>
       <w:tab/>
       <w:tab/>
-      <w:t>2025-11-20</w:t>
+      <w:t>2025-11-21</w:t>
       <w:br/>
       <w:br/>
     </w:r>

--- a/klagomål/A 9059-2021 FSC-klagomål.docx
+++ b/klagomål/A 9059-2021 FSC-klagomål.docx
@@ -1178,7 +1178,7 @@
     <w:r>
       <w:tab/>
       <w:tab/>
-      <w:t>2025-11-21</w:t>
+      <w:t>2025-11-22</w:t>
       <w:br/>
       <w:br/>
     </w:r>

--- a/klagomål/A 9059-2021 FSC-klagomål.docx
+++ b/klagomål/A 9059-2021 FSC-klagomål.docx
@@ -1178,7 +1178,7 @@
     <w:r>
       <w:tab/>
       <w:tab/>
-      <w:t>2025-11-22</w:t>
+      <w:t>2025-11-23</w:t>
       <w:br/>
       <w:br/>
     </w:r>

--- a/klagomål/A 9059-2021 FSC-klagomål.docx
+++ b/klagomål/A 9059-2021 FSC-klagomål.docx
@@ -1178,7 +1178,7 @@
     <w:r>
       <w:tab/>
       <w:tab/>
-      <w:t>2025-11-23</w:t>
+      <w:t>2025-11-24</w:t>
       <w:br/>
       <w:br/>
     </w:r>

--- a/klagomål/A 9059-2021 FSC-klagomål.docx
+++ b/klagomål/A 9059-2021 FSC-klagomål.docx
@@ -1178,7 +1178,7 @@
     <w:r>
       <w:tab/>
       <w:tab/>
-      <w:t>2025-11-24</w:t>
+      <w:t>2025-11-25</w:t>
       <w:br/>
       <w:br/>
     </w:r>

--- a/klagomål/A 9059-2021 FSC-klagomål.docx
+++ b/klagomål/A 9059-2021 FSC-klagomål.docx
@@ -1178,7 +1178,7 @@
     <w:r>
       <w:tab/>
       <w:tab/>
-      <w:t>2025-11-25</w:t>
+      <w:t>2025-11-26</w:t>
       <w:br/>
       <w:br/>
     </w:r>

--- a/klagomål/A 9059-2021 FSC-klagomål.docx
+++ b/klagomål/A 9059-2021 FSC-klagomål.docx
@@ -1178,7 +1178,7 @@
     <w:r>
       <w:tab/>
       <w:tab/>
-      <w:t>2025-11-26</w:t>
+      <w:t>2025-11-27</w:t>
       <w:br/>
       <w:br/>
     </w:r>

--- a/klagomål/A 9059-2021 FSC-klagomål.docx
+++ b/klagomål/A 9059-2021 FSC-klagomål.docx
@@ -1178,7 +1178,7 @@
     <w:r>
       <w:tab/>
       <w:tab/>
-      <w:t>2025-11-27</w:t>
+      <w:t>2025-11-28</w:t>
       <w:br/>
       <w:br/>
     </w:r>

--- a/klagomål/A 9059-2021 FSC-klagomål.docx
+++ b/klagomål/A 9059-2021 FSC-klagomål.docx
@@ -1178,7 +1178,7 @@
     <w:r>
       <w:tab/>
       <w:tab/>
-      <w:t>2025-11-28</w:t>
+      <w:t>2025-11-29</w:t>
       <w:br/>
       <w:br/>
     </w:r>

--- a/klagomål/A 9059-2021 FSC-klagomål.docx
+++ b/klagomål/A 9059-2021 FSC-klagomål.docx
@@ -1178,7 +1178,7 @@
     <w:r>
       <w:tab/>
       <w:tab/>
-      <w:t>2025-11-29</w:t>
+      <w:t>2025-11-30</w:t>
       <w:br/>
       <w:br/>
     </w:r>

--- a/klagomål/A 9059-2021 FSC-klagomål.docx
+++ b/klagomål/A 9059-2021 FSC-klagomål.docx
@@ -1178,7 +1178,7 @@
     <w:r>
       <w:tab/>
       <w:tab/>
-      <w:t>2025-11-30</w:t>
+      <w:t>2025-12-01</w:t>
       <w:br/>
       <w:br/>
     </w:r>

--- a/klagomål/A 9059-2021 FSC-klagomål.docx
+++ b/klagomål/A 9059-2021 FSC-klagomål.docx
@@ -1178,7 +1178,7 @@
     <w:r>
       <w:tab/>
       <w:tab/>
-      <w:t>2025-12-01</w:t>
+      <w:t>2025-12-02</w:t>
       <w:br/>
       <w:br/>
     </w:r>

--- a/klagomål/A 9059-2021 FSC-klagomål.docx
+++ b/klagomål/A 9059-2021 FSC-klagomål.docx
@@ -1178,7 +1178,7 @@
     <w:r>
       <w:tab/>
       <w:tab/>
-      <w:t>2025-12-02</w:t>
+      <w:t>2025-12-03</w:t>
       <w:br/>
       <w:br/>
     </w:r>

--- a/klagomål/A 9059-2021 FSC-klagomål.docx
+++ b/klagomål/A 9059-2021 FSC-klagomål.docx
@@ -1178,7 +1178,7 @@
     <w:r>
       <w:tab/>
       <w:tab/>
-      <w:t>2025-12-03</w:t>
+      <w:t>2025-12-04</w:t>
       <w:br/>
       <w:br/>
     </w:r>

--- a/klagomål/A 9059-2021 FSC-klagomål.docx
+++ b/klagomål/A 9059-2021 FSC-klagomål.docx
@@ -1178,7 +1178,7 @@
     <w:r>
       <w:tab/>
       <w:tab/>
-      <w:t>2025-12-04</w:t>
+      <w:t>2025-12-05</w:t>
       <w:br/>
       <w:br/>
     </w:r>

--- a/klagomål/A 9059-2021 FSC-klagomål.docx
+++ b/klagomål/A 9059-2021 FSC-klagomål.docx
@@ -1178,7 +1178,7 @@
     <w:r>
       <w:tab/>
       <w:tab/>
-      <w:t>2025-12-05</w:t>
+      <w:t>2025-12-06</w:t>
       <w:br/>
       <w:br/>
     </w:r>

--- a/klagomål/A 9059-2021 FSC-klagomål.docx
+++ b/klagomål/A 9059-2021 FSC-klagomål.docx
@@ -1178,7 +1178,7 @@
     <w:r>
       <w:tab/>
       <w:tab/>
-      <w:t>2025-12-06</w:t>
+      <w:t>2025-12-07</w:t>
       <w:br/>
       <w:br/>
     </w:r>

--- a/klagomål/A 9059-2021 FSC-klagomål.docx
+++ b/klagomål/A 9059-2021 FSC-klagomål.docx
@@ -1178,7 +1178,7 @@
     <w:r>
       <w:tab/>
       <w:tab/>
-      <w:t>2025-12-07</w:t>
+      <w:t>2025-12-08</w:t>
       <w:br/>
       <w:br/>
     </w:r>

--- a/klagomål/A 9059-2021 FSC-klagomål.docx
+++ b/klagomål/A 9059-2021 FSC-klagomål.docx
@@ -1178,7 +1178,7 @@
     <w:r>
       <w:tab/>
       <w:tab/>
-      <w:t>2025-12-08</w:t>
+      <w:t>2025-12-09</w:t>
       <w:br/>
       <w:br/>
     </w:r>

--- a/klagomål/A 9059-2021 FSC-klagomål.docx
+++ b/klagomål/A 9059-2021 FSC-klagomål.docx
@@ -1178,7 +1178,7 @@
     <w:r>
       <w:tab/>
       <w:tab/>
-      <w:t>2025-12-09</w:t>
+      <w:t>2025-12-10</w:t>
       <w:br/>
       <w:br/>
     </w:r>

--- a/klagomål/A 9059-2021 FSC-klagomål.docx
+++ b/klagomål/A 9059-2021 FSC-klagomål.docx
@@ -1178,7 +1178,7 @@
     <w:r>
       <w:tab/>
       <w:tab/>
-      <w:t>2025-12-10</w:t>
+      <w:t>2025-12-11</w:t>
       <w:br/>
       <w:br/>
     </w:r>

--- a/klagomål/A 9059-2021 FSC-klagomål.docx
+++ b/klagomål/A 9059-2021 FSC-klagomål.docx
@@ -1178,7 +1178,7 @@
     <w:r>
       <w:tab/>
       <w:tab/>
-      <w:t>2025-12-11</w:t>
+      <w:t>2025-12-12</w:t>
       <w:br/>
       <w:br/>
     </w:r>

--- a/klagomål/A 9059-2021 FSC-klagomål.docx
+++ b/klagomål/A 9059-2021 FSC-klagomål.docx
@@ -1178,7 +1178,7 @@
     <w:r>
       <w:tab/>
       <w:tab/>
-      <w:t>2025-12-12</w:t>
+      <w:t>2025-12-13</w:t>
       <w:br/>
       <w:br/>
     </w:r>

--- a/klagomål/A 9059-2021 FSC-klagomål.docx
+++ b/klagomål/A 9059-2021 FSC-klagomål.docx
@@ -1178,7 +1178,7 @@
     <w:r>
       <w:tab/>
       <w:tab/>
-      <w:t>2025-12-19</w:t>
+      <w:t>2025-12-20</w:t>
       <w:br/>
       <w:br/>
     </w:r>

--- a/klagomål/A 9059-2021 FSC-klagomål.docx
+++ b/klagomål/A 9059-2021 FSC-klagomål.docx
@@ -1178,7 +1178,7 @@
     <w:r>
       <w:tab/>
       <w:tab/>
-      <w:t>2025-12-20</w:t>
+      <w:t>2025-12-21</w:t>
       <w:br/>
       <w:br/>
     </w:r>

--- a/klagomål/A 9059-2021 FSC-klagomål.docx
+++ b/klagomål/A 9059-2021 FSC-klagomål.docx
@@ -1178,7 +1178,7 @@
     <w:r>
       <w:tab/>
       <w:tab/>
-      <w:t>2025-12-21</w:t>
+      <w:t>2025-12-22</w:t>
       <w:br/>
       <w:br/>
     </w:r>

--- a/klagomål/A 9059-2021 FSC-klagomål.docx
+++ b/klagomål/A 9059-2021 FSC-klagomål.docx
@@ -1178,7 +1178,7 @@
     <w:r>
       <w:tab/>
       <w:tab/>
-      <w:t>2025-12-22</w:t>
+      <w:t>2025-12-26</w:t>
       <w:br/>
       <w:br/>
     </w:r>

--- a/klagomål/A 9059-2021 FSC-klagomål.docx
+++ b/klagomål/A 9059-2021 FSC-klagomål.docx
@@ -1178,7 +1178,7 @@
     <w:r>
       <w:tab/>
       <w:tab/>
-      <w:t>2025-12-26</w:t>
+      <w:t>2025-12-28</w:t>
       <w:br/>
       <w:br/>
     </w:r>

--- a/klagomål/A 9059-2021 FSC-klagomål.docx
+++ b/klagomål/A 9059-2021 FSC-klagomål.docx
@@ -1178,7 +1178,7 @@
     <w:r>
       <w:tab/>
       <w:tab/>
-      <w:t>2025-12-28</w:t>
+      <w:t>2025-12-29</w:t>
       <w:br/>
       <w:br/>
     </w:r>

--- a/klagomål/A 9059-2021 FSC-klagomål.docx
+++ b/klagomål/A 9059-2021 FSC-klagomål.docx
@@ -1178,7 +1178,7 @@
     <w:r>
       <w:tab/>
       <w:tab/>
-      <w:t>2025-12-29</w:t>
+      <w:t>2025-12-30</w:t>
       <w:br/>
       <w:br/>
     </w:r>

--- a/klagomål/A 9059-2021 FSC-klagomål.docx
+++ b/klagomål/A 9059-2021 FSC-klagomål.docx
@@ -1178,7 +1178,7 @@
     <w:r>
       <w:tab/>
       <w:tab/>
-      <w:t>2025-12-30</w:t>
+      <w:t>2025-12-31</w:t>
       <w:br/>
       <w:br/>
     </w:r>

--- a/klagomål/A 9059-2021 FSC-klagomål.docx
+++ b/klagomål/A 9059-2021 FSC-klagomål.docx
@@ -1178,7 +1178,7 @@
     <w:r>
       <w:tab/>
       <w:tab/>
-      <w:t>2025-12-31</w:t>
+      <w:t>2026-01-03</w:t>
       <w:br/>
       <w:br/>
     </w:r>

--- a/klagomål/A 9059-2021 FSC-klagomål.docx
+++ b/klagomål/A 9059-2021 FSC-klagomål.docx
@@ -1178,7 +1178,7 @@
     <w:r>
       <w:tab/>
       <w:tab/>
-      <w:t>2026-01-07</w:t>
+      <w:t>2026-01-08</w:t>
       <w:br/>
       <w:br/>
     </w:r>

--- a/klagomål/A 9059-2021 FSC-klagomål.docx
+++ b/klagomål/A 9059-2021 FSC-klagomål.docx
@@ -1178,7 +1178,7 @@
     <w:r>
       <w:tab/>
       <w:tab/>
-      <w:t>2026-01-08</w:t>
+      <w:t>2026-01-09</w:t>
       <w:br/>
       <w:br/>
     </w:r>

--- a/klagomål/A 9059-2021 FSC-klagomål.docx
+++ b/klagomål/A 9059-2021 FSC-klagomål.docx
@@ -1178,7 +1178,7 @@
     <w:r>
       <w:tab/>
       <w:tab/>
-      <w:t>2026-01-09</w:t>
+      <w:t>2026-01-10</w:t>
       <w:br/>
       <w:br/>
     </w:r>

--- a/klagomål/A 9059-2021 FSC-klagomål.docx
+++ b/klagomål/A 9059-2021 FSC-klagomål.docx
@@ -1178,7 +1178,7 @@
     <w:r>
       <w:tab/>
       <w:tab/>
-      <w:t>2026-01-10</w:t>
+      <w:t>2026-01-11</w:t>
       <w:br/>
       <w:br/>
     </w:r>

--- a/klagomål/A 9059-2021 FSC-klagomål.docx
+++ b/klagomål/A 9059-2021 FSC-klagomål.docx
@@ -1178,7 +1178,7 @@
     <w:r>
       <w:tab/>
       <w:tab/>
-      <w:t>2026-01-11</w:t>
+      <w:t>2026-01-12</w:t>
       <w:br/>
       <w:br/>
     </w:r>

--- a/klagomål/A 9059-2021 FSC-klagomål.docx
+++ b/klagomål/A 9059-2021 FSC-klagomål.docx
@@ -1178,7 +1178,7 @@
     <w:r>
       <w:tab/>
       <w:tab/>
-      <w:t>2026-01-12</w:t>
+      <w:t>2026-01-13</w:t>
       <w:br/>
       <w:br/>
     </w:r>

--- a/klagomål/A 9059-2021 FSC-klagomål.docx
+++ b/klagomål/A 9059-2021 FSC-klagomål.docx
@@ -1178,7 +1178,7 @@
     <w:r>
       <w:tab/>
       <w:tab/>
-      <w:t>2026-01-13</w:t>
+      <w:t>2026-01-14</w:t>
       <w:br/>
       <w:br/>
     </w:r>

--- a/klagomål/A 9059-2021 FSC-klagomål.docx
+++ b/klagomål/A 9059-2021 FSC-klagomål.docx
@@ -1178,7 +1178,7 @@
     <w:r>
       <w:tab/>
       <w:tab/>
-      <w:t>2026-01-14</w:t>
+      <w:t>2026-01-15</w:t>
       <w:br/>
       <w:br/>
     </w:r>

--- a/klagomål/A 9059-2021 FSC-klagomål.docx
+++ b/klagomål/A 9059-2021 FSC-klagomål.docx
@@ -1178,7 +1178,7 @@
     <w:r>
       <w:tab/>
       <w:tab/>
-      <w:t>2026-01-15</w:t>
+      <w:t>2026-01-16</w:t>
       <w:br/>
       <w:br/>
     </w:r>

--- a/klagomål/A 9059-2021 FSC-klagomål.docx
+++ b/klagomål/A 9059-2021 FSC-klagomål.docx
@@ -1178,7 +1178,7 @@
     <w:r>
       <w:tab/>
       <w:tab/>
-      <w:t>2026-01-16</w:t>
+      <w:t>2026-01-17</w:t>
       <w:br/>
       <w:br/>
     </w:r>

--- a/klagomål/A 9059-2021 FSC-klagomål.docx
+++ b/klagomål/A 9059-2021 FSC-klagomål.docx
@@ -1178,7 +1178,7 @@
     <w:r>
       <w:tab/>
       <w:tab/>
-      <w:t>2026-01-17</w:t>
+      <w:t>2026-01-18</w:t>
       <w:br/>
       <w:br/>
     </w:r>

--- a/klagomål/A 9059-2021 FSC-klagomål.docx
+++ b/klagomål/A 9059-2021 FSC-klagomål.docx
@@ -1178,7 +1178,7 @@
     <w:r>
       <w:tab/>
       <w:tab/>
-      <w:t>2026-01-18</w:t>
+      <w:t>2026-01-19</w:t>
       <w:br/>
       <w:br/>
     </w:r>

--- a/klagomål/A 9059-2021 FSC-klagomål.docx
+++ b/klagomål/A 9059-2021 FSC-klagomål.docx
@@ -1178,7 +1178,7 @@
     <w:r>
       <w:tab/>
       <w:tab/>
-      <w:t>2026-01-19</w:t>
+      <w:t>2026-01-20</w:t>
       <w:br/>
       <w:br/>
     </w:r>

--- a/klagomål/A 9059-2021 FSC-klagomål.docx
+++ b/klagomål/A 9059-2021 FSC-klagomål.docx
@@ -1178,7 +1178,7 @@
     <w:r>
       <w:tab/>
       <w:tab/>
-      <w:t>2026-01-20</w:t>
+      <w:t>2026-01-21</w:t>
       <w:br/>
       <w:br/>
     </w:r>

--- a/klagomål/A 9059-2021 FSC-klagomål.docx
+++ b/klagomål/A 9059-2021 FSC-klagomål.docx
@@ -1178,7 +1178,7 @@
     <w:r>
       <w:tab/>
       <w:tab/>
-      <w:t>2026-01-21</w:t>
+      <w:t>2026-01-23</w:t>
       <w:br/>
       <w:br/>
     </w:r>

--- a/klagomål/A 9059-2021 FSC-klagomål.docx
+++ b/klagomål/A 9059-2021 FSC-klagomål.docx
@@ -1178,7 +1178,7 @@
     <w:r>
       <w:tab/>
       <w:tab/>
-      <w:t>2026-01-23</w:t>
+      <w:t>2026-01-24</w:t>
       <w:br/>
       <w:br/>
     </w:r>

--- a/klagomål/A 9059-2021 FSC-klagomål.docx
+++ b/klagomål/A 9059-2021 FSC-klagomål.docx
@@ -1178,7 +1178,7 @@
     <w:r>
       <w:tab/>
       <w:tab/>
-      <w:t>2026-01-24</w:t>
+      <w:t>2026-01-25</w:t>
       <w:br/>
       <w:br/>
     </w:r>

--- a/klagomål/A 9059-2021 FSC-klagomål.docx
+++ b/klagomål/A 9059-2021 FSC-klagomål.docx
@@ -1178,7 +1178,7 @@
     <w:r>
       <w:tab/>
       <w:tab/>
-      <w:t>2026-01-25</w:t>
+      <w:t>2026-01-26</w:t>
       <w:br/>
       <w:br/>
     </w:r>

--- a/klagomål/A 9059-2021 FSC-klagomål.docx
+++ b/klagomål/A 9059-2021 FSC-klagomål.docx
@@ -1178,7 +1178,7 @@
     <w:r>
       <w:tab/>
       <w:tab/>
-      <w:t>2026-01-26</w:t>
+      <w:t>2026-01-27</w:t>
       <w:br/>
       <w:br/>
     </w:r>

--- a/klagomål/A 9059-2021 FSC-klagomål.docx
+++ b/klagomål/A 9059-2021 FSC-klagomål.docx
@@ -1178,7 +1178,7 @@
     <w:r>
       <w:tab/>
       <w:tab/>
-      <w:t>2026-01-27</w:t>
+      <w:t>2026-01-28</w:t>
       <w:br/>
       <w:br/>
     </w:r>

--- a/klagomål/A 9059-2021 FSC-klagomål.docx
+++ b/klagomål/A 9059-2021 FSC-klagomål.docx
@@ -112,7 +112,7 @@
         <w:pStyle w:val="ListBullet"/>
       </w:pPr>
       <w:r>
-        <w:t>Om ett ombud (tex Norra skog eller Mellanskog) avverkningsanmäler en skog med naturvärden motsvarande nyckelbiotops kvalité men markägaren inte är FSC certifierad, bör du skicka in ett FSC kontrollerat virke klagomål. Då ska klagomålet skickas till ombudsföretaget.</w:t>
+        <w:t>Om ett ombud (tex Norra skog eller Mellanskog) avverkningsanmäler en skog med naturvärden motsvarande nyckelbiotops kvalitet men markägaren inte är FSC certifierad, bör du skicka in ett FSC kontrollerat virke klagomål. Då ska klagomålet skickas till ombudsföretaget.</w:t>
       </w:r>
     </w:p>
     <w:p>
@@ -251,10 +251,57 @@
         <w:rPr>
           <w:b/>
         </w:rPr>
+        <w:t>Bårdlav</w:t>
+      </w:r>
+      <w:r>
+        <w:t xml:space="preserve"> signalerar miljöer med höga naturvärden och på lokalerna finns vanligtvis många andra ovanliga och rödlistade arter. Den visar även på platser med hög och jämn luftfuktighet. Bårdlav är typisk art för </w:t>
+      </w:r>
+      <w:r>
+        <w:rPr>
+          <w:i/>
+        </w:rPr>
+        <w:t xml:space="preserve">9010 Taiga, 9020 Nordlig ädellövskog, 9070 Trädklädd betesmark, 9110 Näringsfattig bokskog, 9160 Näringsrik ekskog, 9180 Ädellövskog i branter </w:t>
+      </w:r>
+      <w:r>
+        <w:t>och</w:t>
+      </w:r>
+      <w:r>
+        <w:rPr>
+          <w:i/>
+        </w:rPr>
+        <w:t xml:space="preserve"> 9190 Näringsfattig ekskog</w:t>
+      </w:r>
+      <w:r>
+        <w:t xml:space="preserve"> (SLU Artdatabanken, 2025; Nitare &amp; Skogsstyrelsen, 2019).</w:t>
+      </w:r>
+    </w:p>
+    <w:p>
+      <w:r>
+        <w:rPr>
+          <w:b/>
+        </w:rPr>
         <w:t>Garnlav (NT)</w:t>
       </w:r>
       <w:r>
-        <w:t xml:space="preserve"> är en utpräglad barrskogsart som ibland kan drapera träden i norrländska grannaturskogar med hög luftfuktighet. Den förekommer även i talldominerade bestånd där den, förutom i trädens grenverk, påträffas hängande över ojämnheter i tallbarken. Arten har minskat starkt i södra och mellersta Sverige och den minskar även i sitt nordliga utbredningsområde. Orsaken till tillbakagången beror främst på slutavverkningar av naturskogsartade skogar. Bestånd med riklig förekomst bör regelmässigt sparas. Garnlav är värdväxt för den mycket sällsynta och akut hotade fjärilen barrskogslavfly (CR) som hör hemma i boreala barrskogar med riklig förekomst av värdväxten. Tidigare kunde arten konstateras årligen på flera platser vid Dala-Floda i Dalarna innan lokalerna kalavverkades. Senaste fyndet i landet av barrskogslavfly är från år 2000 då den påträffades vid Högberget i Sollefteå kommun (SLU Artdatabanken, 2024).</w:t>
+        <w:t xml:space="preserve"> är en utpräglad barrskogsart som ibland kan drapera träden i norrländska grannaturskogar med hög luftfuktighet. Den förekommer även i talldominerade bestånd där den, förutom i trädens grenverk, påträffas hängande över ojämnheter i tallbarken. Arten har minskat starkt i södra och mellersta Sverige och den minskar även i sitt nordliga utbredningsområde. Orsaken till tillbakagången beror främst på slutavverkningar av naturskogsartade skogar. Bestånd med riklig förekomst bör regelmässigt sparas. Garnlav är värdväxt för den mycket sällsynta och akut hotade fjärilen barrskogslavfly (CR) som hör hemma i boreala barrskogar med riklig förekomst av värdväxten. Tidigare kunde arten konstateras årligen på flera platser vid Dala-Floda i Dalarna innan lokalerna kalavverkades. Senaste fyndet i landet av barrskogslavfly är från år 2000 då den påträffades vid Högberget i Sollefteå kommun. Garnlav är typisk art för </w:t>
+      </w:r>
+      <w:r>
+        <w:rPr>
+          <w:i/>
+        </w:rPr>
+        <w:t xml:space="preserve">9010 Taiga </w:t>
+      </w:r>
+      <w:r>
+        <w:t>och</w:t>
+      </w:r>
+      <w:r>
+        <w:rPr>
+          <w:i/>
+        </w:rPr>
+        <w:t xml:space="preserve"> 9070 Trädklädd betesmark </w:t>
+      </w:r>
+      <w:r>
+        <w:t xml:space="preserve"> (SLU Artdatabanken, 2024).</w:t>
       </w:r>
     </w:p>
     <w:p>
@@ -276,7 +323,7 @@
         <w:t>Lunglav (NT)</w:t>
       </w:r>
       <w:r>
-        <w:t xml:space="preserve"> är en av vårt lands främsta signalarter som överallt indikerar gamla lövträd, skogsbestånd med höga naturvärden och ekosystem med lång skoglig kontinuitet. Lokalt kan förekomsten vara mycket riklig men den hittas nästan enbart i gamla och ej slutavverkade skogar. Artens samtliga förekomster bör uppmärksammas från naturvårdssynpunkt, då många lokaler även hyser andra ovanliga och rödlistade arter. Rikliga förekomster bör skyddas med biotopskydd, frivilliga avsättningar eller reservat. Det finns ett antal sällsynta lavparasiter som växer på lunglav: lunglavsknapp (VU), skrovelmössing (DD), lunglavshårprick (DD), </w:t>
+        <w:t xml:space="preserve"> är en av vårt lands främsta signalarter som överallt indikerar gamla lövträd, skogsbestånd med höga naturvärden och ekosystem med långskoglig kontinuitet. Lokalt kan förekomsten vara mycket riklig men den hittas nästan enbart i gamla och ej slutavverkade skogar. Artens samtliga förekomster bör uppmärksammas från naturvårdssynpunkt, då många lokaler även hyser andra ovanliga och rödlistade arter. Rikliga förekomster bör skyddas med biotopskydd, frivilliga avsättningar eller reservat. Det finns ett antal sällsynta lavparasiter som växer på lunglav: lunglavsknapp (VU), skrovelmössing (DD), lunglavshårprick (DD), </w:t>
       </w:r>
       <w:r>
         <w:rPr>
@@ -294,7 +341,25 @@
         <w:t>Chalara lobariae</w:t>
       </w:r>
       <w:r>
-        <w:t xml:space="preserve"> (NA) (SLU Artdatabanken, 2025; SLU Artdatabanken, 2024; Nitare &amp; Skogsstyrelsen, 2019).</w:t>
+        <w:t xml:space="preserve"> (NA). Lunglav är typisk art för </w:t>
+      </w:r>
+      <w:r>
+        <w:rPr>
+          <w:i/>
+        </w:rPr>
+        <w:t>9010 Taiga, 9020 Nordlig ädellövskog, 9110 Näringsfattig bokskog, 9130 Näringsrik bokskog, 9160 Näringsrik ekskog, 9180 Ädellövskog i branter, 9190 Näringsfattig ekskog, 9070 Trädklädd betesmark, 9040 Fjällbjörkskog</w:t>
+      </w:r>
+      <w:r>
+        <w:t xml:space="preserve"> och</w:t>
+      </w:r>
+      <w:r>
+        <w:rPr>
+          <w:i/>
+        </w:rPr>
+        <w:t xml:space="preserve"> 6530 Lövängar</w:t>
+      </w:r>
+      <w:r>
+        <w:t xml:space="preserve"> (SLU Artdatabanken, 2025; SLU Artdatabanken, 2024; Nitare &amp; Skogsstyrelsen, 2019).</w:t>
       </w:r>
     </w:p>
     <w:p>
@@ -305,7 +370,25 @@
         <w:t xml:space="preserve">Skinnlav </w:t>
       </w:r>
       <w:r>
-        <w:t>förekommer på diverse lövträd, främst på gammal asp och sälg. Den påträffas främst i områden med lång kontinuitet av grova lövträd och signalerar skogsmark med höga naturvärden. På lokalerna förekommer som regel ett flertal andra ovanliga eller rödlistade lavar. I likhet med gelélavarna, etablerar sig skinnlaven i skogsmark på grova aspar i sena lövsuccessioner (Nitare &amp; Skogsstyrelsen, 2019).</w:t>
+        <w:t xml:space="preserve">förekommer på diverse lövträd, främst på gammal asp och sälg. Den påträffas främst i områden med lång kontinuitet av grova lövträd och signalerar skogsmark med höga naturvärden. På lokalerna förekommer som regel ett flertal andra ovanliga eller rödlistade lavar. I likhet med gelélavarna, etablerar sig skinnlaven i skogsmark på grova aspar i sena lövsuccessioner. Skinnlav är typisk art för </w:t>
+      </w:r>
+      <w:r>
+        <w:rPr>
+          <w:i/>
+        </w:rPr>
+        <w:t xml:space="preserve">9010 Taiga, 9020 Nordlig ädellövskog </w:t>
+      </w:r>
+      <w:r>
+        <w:t xml:space="preserve">och </w:t>
+      </w:r>
+      <w:r>
+        <w:rPr>
+          <w:i/>
+        </w:rPr>
+        <w:t xml:space="preserve">9070 Trädklädd betesmark </w:t>
+      </w:r>
+      <w:r>
+        <w:t>(Nitare &amp; Skogsstyrelsen, 2019; SLU Artdatabanken, 2025).</w:t>
       </w:r>
     </w:p>
     <w:p>
@@ -316,7 +399,25 @@
         <w:t>Ullticka (NT)</w:t>
       </w:r>
       <w:r>
-        <w:t xml:space="preserve"> är knuten till restbestånd av barrnaturskog och förekommer med ett tydligt optimum i orörda eller måttligt påverkade gamla granskogar där det föreligger viss kontinuitet av grov död ved. Ullticka är en bra signalart inom hela sitt utbredningsområde och i södra Sverige är den sällsynt och en god signalart för skyddsvärda granskogsmiljöer. Den hotas av avverkning och fragmentering av naturskog och äldre granskog med lång trädkontinuitet. På ullticka kan ibland ulltickeporing (VU) påträffas - det är en sällsynt ticka som nyligen delats upp i tre olika arter: </w:t>
+        <w:t xml:space="preserve"> är knuten till restbestånd av barrnaturskog och förekommer med ett tydligt optimum i orörda eller måttligt påverkade gamla granskogar där det föreligger viss kontinuitet av grov död ved. Ullticka är en bra signalart inom hela sitt utbredningsområde och i södra Sverige är den sällsynt och en god signalart för skyddsvärda granskogsmiljöer. Den hotas av avverkning och fragmentering av naturskog och äldre granskog med lång trädkontinuitet. Ullticka är typisk art för </w:t>
+      </w:r>
+      <w:r>
+        <w:rPr>
+          <w:i/>
+        </w:rPr>
+        <w:t xml:space="preserve">9010 Taiga, 9050 Näringsrik granskog </w:t>
+      </w:r>
+      <w:r>
+        <w:t xml:space="preserve">och </w:t>
+      </w:r>
+      <w:r>
+        <w:rPr>
+          <w:i/>
+        </w:rPr>
+        <w:t>9030 Landhöjningsskog</w:t>
+      </w:r>
+      <w:r>
+        <w:t xml:space="preserve">. På ullticka kan ibland ulltickeporing (VU) påträffas - det är en sällsynt ticka som nyligen delats upp i tre olika arter: </w:t>
       </w:r>
       <w:r>
         <w:rPr>
@@ -358,7 +459,25 @@
         <w:t>Knärot (VU, §8)</w:t>
       </w:r>
       <w:r>
-        <w:t xml:space="preserve"> är rödlistad som sårbar och fridlyst enligt 8§ artskyddsförordningen. En nyligen genomförd analys av 79 floraväktarlokaler indikerar att det behövs någonstans mellan 100 och 150 meters skyddszon för att en knärotspopulation inte ska dö ut på lång sikt (Sebestyén &amp; Sundberg, 2025). Detta ligger väl i linje med tidigare genomförda studier som visar att det krävs väl tilltagna buffertzoner för att knäroten inte ska ta skada av skogsbruksåtgärder i intilliggande skog (Johnson, 2014; Koelmeijer m.fl., 2022; Skogsstyrelsen, 2022). Arten är även känslig för gallring vilket framgår av Skogsstyrelsens egen vägledning för hänsyn till knärot (Skogsstyrelsen, 2022). För rika förekomster av knärot är reservatsbildning eller biotopskydd lämpliga åtgärder för att skydda den. På knärot kan den sällsynta rostsvampen </w:t>
+        <w:t xml:space="preserve"> är typisk art för </w:t>
+      </w:r>
+      <w:r>
+        <w:rPr>
+          <w:i/>
+        </w:rPr>
+        <w:t xml:space="preserve">9010 Taiga </w:t>
+      </w:r>
+      <w:r>
+        <w:t>och</w:t>
+      </w:r>
+      <w:r>
+        <w:rPr>
+          <w:i/>
+        </w:rPr>
+        <w:t xml:space="preserve"> 9050 Näringsrik granskog</w:t>
+      </w:r>
+      <w:r>
+        <w:t xml:space="preserve">, rödlistad som sårbar och fridlyst enligt 8§ artskyddsförordningen. En nyligen genomförd analys av 79 floraväktarlokaler indikerar att det behövs någonstans mellan 100 och 150 meters skyddszon för att en knärotspopulation inte ska dö ut på lång sikt (Sebestyén &amp; Sundberg, 2025). Detta ligger väl i linje med tidigare genomförda studier som visar att det krävs väl tilltagna buffertzoner för att knäroten inte ska ta skada av skogsbruksåtgärder i intilliggande skog (Johnson, 2014; Koelmeijer m.fl., 2022; Skogsstyrelsen, 2022). Arten är även känslig för gallring vilket framgår av Skogsstyrelsens egen vägledning för hänsyn till knärot (Skogsstyrelsen, 2022). För rika förekomster av knärot är reservatsbildning eller biotopskydd lämpliga åtgärder för att skydda den. På knärot kan den sällsynta rostsvampen </w:t>
       </w:r>
       <w:r>
         <w:rPr>
@@ -444,7 +563,25 @@
         <w:t>Spindelblomster (§8)</w:t>
       </w:r>
       <w:r>
-        <w:t xml:space="preserve"> växer i äldre mossrik granskog eller barrblandskog, men även i fjällbjörkskog. Arten indikerar långvarig trädkontinuitet och hög luftfuktighet och är mycket känslig för uttorkning och markskador. Spindelblomster har i många trakter minskat starkt under senare tid på grund av slutavverkningar och skogsmarksdikning (Nitare &amp; Skogsstyrelsen, 2019).</w:t>
+        <w:t xml:space="preserve"> växer i äldre mossrik granskog eller barrblandskog, men även i fjällbjörkskog. Arten indikerar långvarig trädkontinuitet och hög luftfuktighet och är mycket känslig för uttorkning och markskador. Spindelblomster har i många trakter minskat starkt under senare tid på grund av slutavverkningar och skogsmarksdikning. Spindelblomster är typisk art för </w:t>
+      </w:r>
+      <w:r>
+        <w:rPr>
+          <w:i/>
+        </w:rPr>
+        <w:t xml:space="preserve">9010 Taiga, 9050 Näringsrik granskog </w:t>
+      </w:r>
+      <w:r>
+        <w:t>och</w:t>
+      </w:r>
+      <w:r>
+        <w:rPr>
+          <w:i/>
+        </w:rPr>
+        <w:t xml:space="preserve"> 9040 Fjällbjörkskog</w:t>
+      </w:r>
+      <w:r>
+        <w:t xml:space="preserve"> (Nitare &amp; Skogsstyrelsen, 2019; SLU Artdatabanken, 2025).</w:t>
       </w:r>
     </w:p>
     <w:p>
@@ -754,7 +891,25 @@
     </w:p>
     <w:p>
       <w:r>
-        <w:t>Knärot är fridlyst enligt 8 och 15 §§ artskyddsförordningen och klassad som sårbar (VU) enligt rödlistan 2020. Knärot är beroende av hög och jämn luftfuktighet i gamla, ostörda skogsmiljöer och är känslig för snabba förändringar av ljus-/vindförhållanden eller uttorkning. På grund av ett alltför intensivt skogsbruk har den minskat med 40 (25–50) % under de senaste 60 åren och i framtiden bedöms minskningstakten uppgå till 30 (20–40) %. Till följd av att arten har en dokumenterat högre minskningstakt i förhållande till sin generationstid än vad som tidigare varit känt (data från Riksskogstaxeringen) höjdes den till hotkategori sårbar (VU) i rödlistan 2020 (SLU Artdatabanken, 2024).</w:t>
+        <w:t xml:space="preserve">Knärot är typisk art för </w:t>
+      </w:r>
+      <w:r>
+        <w:rPr>
+          <w:i/>
+        </w:rPr>
+        <w:t xml:space="preserve">9010 Taiga </w:t>
+      </w:r>
+      <w:r>
+        <w:t>och</w:t>
+      </w:r>
+      <w:r>
+        <w:rPr>
+          <w:i/>
+        </w:rPr>
+        <w:t xml:space="preserve"> 9050 Näringsrik granskog</w:t>
+      </w:r>
+      <w:r>
+        <w:t>, fridlyst enligt 8 och 15 §§ artskyddsförordningen och klassad som sårbar (VU) enligt rödlistan 2020. Knärot är beroende av hög och jämn luftfuktighet i gamla, ostörda skogsmiljöer och är känslig för snabba förändringar av ljus-/vindförhållanden eller uttorkning. På grund av ett alltför intensivt skogsbruk har den minskat med 40 (25–50) % under de senaste 60 åren och i framtiden bedöms minskningstakten uppgå till 30 (20–40) %. Till följd av att arten har en dokumenterat högre minskningstakt i förhållande till sin generationstid än vad som tidigare varit känt (data från Riksskogstaxeringen) höjdes den till hotkategori sårbar (VU) i rödlistan 2020 (SLU Artdatabanken, 2024).</w:t>
       </w:r>
     </w:p>
     <w:p>
@@ -947,7 +1102,25 @@
     </w:p>
     <w:p>
       <w:r>
-        <w:t>Lunglav (NT) är en av vårt lands främsta signalarter som överallt indikerar gamla lövträd, skogsbestånd med höga naturvärden och ekosystem med lång skoglig kontinuitet. Lokalt kan förekomsten vara mycket riklig men den hittas nästan enbart i gamla och ej slutavverkade skogar. Artens samtliga förekomster bör uppmärksammas från naturvårdssynpunkt, då många lokaler även hyser andra ovanliga och rödlistade arter. Rikliga förekomster bör skyddas med biotopskydd, frivilliga avsättningar eller reservat (SLU Artdatabanken, 2024; Nitare &amp; Skogsstyrelsen, 2019).</w:t>
+        <w:t xml:space="preserve">Lunglav (NT) är en av vårt lands främsta signalarter som överallt indikerar gamla lövträd, skogsbestånd med höga naturvärden och ekosystem med lång skoglig kontinuitet. Lokalt kan förekomsten vara mycket riklig men den hittas nästan enbart i gamla och ej slutavverkade skogar. Artens samtliga förekomster bör uppmärksammas från naturvårdssynpunkt, då många lokaler även hyser andra ovanliga och rödlistade arter. Rikliga förekomster bör skyddas med biotopskydd, frivilliga avsättningar eller reservat. Lunglav är typisk art för </w:t>
+      </w:r>
+      <w:r>
+        <w:rPr>
+          <w:i/>
+        </w:rPr>
+        <w:t>9010 Taiga, 9020 Nordlig ädellövskog, 9110 Näringsfattig bokskog, 9130 Näringsrik bokskog, 9160 Näringsrik ekskog, 9180 Ädellövskog i branter, 9190 Näringsfattig ekskog, 9070 Trädklädd betesmark, 9040 Fjällbjörkskog</w:t>
+      </w:r>
+      <w:r>
+        <w:t xml:space="preserve"> och</w:t>
+      </w:r>
+      <w:r>
+        <w:rPr>
+          <w:i/>
+        </w:rPr>
+        <w:t xml:space="preserve"> 6530 Lövängar</w:t>
+      </w:r>
+      <w:r>
+        <w:t xml:space="preserve"> (SLU Artdatabanken, 2024; Nitare &amp; Skogsstyrelsen, 2019).</w:t>
       </w:r>
     </w:p>
     <w:p>
@@ -1178,7 +1351,7 @@
     <w:r>
       <w:tab/>
       <w:tab/>
-      <w:t>2026-01-28</w:t>
+      <w:t>2026-01-29</w:t>
       <w:br/>
       <w:br/>
     </w:r>

--- a/klagomål/A 9059-2021 FSC-klagomål.docx
+++ b/klagomål/A 9059-2021 FSC-klagomål.docx
@@ -1351,7 +1351,7 @@
     <w:r>
       <w:tab/>
       <w:tab/>
-      <w:t>2026-01-29</w:t>
+      <w:t>2026-01-30</w:t>
       <w:br/>
       <w:br/>
     </w:r>

--- a/klagomål/A 9059-2021 FSC-klagomål.docx
+++ b/klagomål/A 9059-2021 FSC-klagomål.docx
@@ -1351,7 +1351,7 @@
     <w:r>
       <w:tab/>
       <w:tab/>
-      <w:t>2026-01-30</w:t>
+      <w:t>2026-01-31</w:t>
       <w:br/>
       <w:br/>
     </w:r>
